--- a/docs/my_research_work_def.docx
+++ b/docs/my_research_work_def.docx
@@ -121,163 +121,29 @@
                 <w:txbxContent>
                   <w:p>
                     <w:pPr>
-                      <w:ind w:left="170" w:right="169"/>
                       <w:jc w:val="center"/>
-                      <w:rPr>
-                        <w:b/>
-                        <w:sz w:val="24"/>
-                      </w:rPr>
+                      <w:spacing w:before="0" w:after="0" w:line="240" w:lineRule="auto"/>
                     </w:pPr>
                     <w:r>
                       <w:rPr>
-                        <w:b/>
-                        <w:sz w:val="24"/>
+                        <w:rFonts w:ascii="Times New Roman" w:hAnsi="Times New Roman" w:cs="Times New Roman"/>
+                        <w:sz w:val="22"/>
                       </w:rPr>
-                      <w:t xml:space="preserve">Министерство науки и высшего образования Российской Федерации Федеральное государственное автономное образовательное учреждениевысшего образования«Московский государственный технический университет имени Н.Э. Баумана(национальный исследовательский университет)» (МГТУ им. Н.Э. Баумана)ФАКУЛЬТЕТ«Робототехника и комплексная автоматизация»</w:t>
-                    </w:r>
-                    <w:r>
-                      <w:rPr>
-                        <w:sz w:val="24"/>
-                      </w:rPr>
-                      <w:t xml:space="preserve"/>
-                    </w:r>
-                    <w:r>
-                      <w:rPr>
-                        <w:b/>
-                        <w:sz w:val="24"/>
-                      </w:rPr>
-                      <w:t/>
-                    </w:r>
-                    <w:r>
-                      <w:rPr>
-                        <w:sz w:val="24"/>
-                      </w:rPr>
-                      <w:t xml:space="preserve"/>
-                    </w:r>
-                    <w:r>
-                      <w:rPr>
-                        <w:b/>
-                        <w:sz w:val="24"/>
-                      </w:rPr>
-                      <w:t/>
-                    </w:r>
-                    <w:r>
-                      <w:rPr>
-                        <w:sz w:val="24"/>
-                      </w:rPr>
-                      <w:t xml:space="preserve"/>
-                    </w:r>
-                    <w:r>
-                      <w:rPr>
-                        <w:b/>
-                        <w:sz w:val="24"/>
-                      </w:rPr>
-                      <w:t/>
-                    </w:r>
-                    <w:r>
-                      <w:rPr>
-                        <w:sz w:val="24"/>
-                      </w:rPr>
-                      <w:t xml:space="preserve"/>
-                    </w:r>
-                    <w:r>
-                      <w:rPr>
-                        <w:b/>
-                        <w:sz w:val="24"/>
-                      </w:rPr>
-                      <w:t/>
-                    </w:r>
-                    <w:r>
-                      <w:rPr>
-                        <w:sz w:val="24"/>
-                      </w:rPr>
-                      <w:t xml:space="preserve"/>
-                    </w:r>
-                    <w:r>
-                      <w:rPr>
-                        <w:b/>
-                        <w:sz w:val="24"/>
-                      </w:rPr>
-                      <w:t/>
-                    </w:r>
-                    <w:r>
-                      <w:rPr>
-                        <w:sz w:val="24"/>
-                      </w:rPr>
-                      <w:t xml:space="preserve"/>
-                    </w:r>
-                    <w:r>
-                      <w:rPr>
-                        <w:b/>
-                        <w:sz w:val="24"/>
-                      </w:rPr>
-                      <w:t/>
-                    </w:r>
-                    <w:r>
-                      <w:rPr>
-                        <w:sz w:val="24"/>
-                      </w:rPr>
-                      <w:t xml:space="preserve"/>
-                    </w:r>
-                    <w:r>
-                      <w:rPr>
-                        <w:b/>
-                        <w:sz w:val="24"/>
-                      </w:rPr>
-                      <w:t/>
-                    </w:r>
-                    <w:r>
-                      <w:rPr>
-                        <w:sz w:val="24"/>
-                      </w:rPr>
-                      <w:t xml:space="preserve"/>
-                    </w:r>
-                    <w:r>
-                      <w:rPr>
-                        <w:b/>
-                        <w:sz w:val="24"/>
-                      </w:rPr>
-                      <w:t/>
-                    </w:r>
-                    <w:r>
-                      <w:rPr>
-                        <w:sz w:val="24"/>
-                      </w:rPr>
-                      <w:t xml:space="preserve"/>
-                    </w:r>
-                    <w:r>
-                      <w:rPr>
-                        <w:b/>
-                        <w:sz w:val="24"/>
-                      </w:rPr>
-                      <w:t/>
-                    </w:r>
-                    <w:r>
-                      <w:rPr>
-                        <w:sz w:val="24"/>
-                      </w:rPr>
-                      <w:t xml:space="preserve"/>
-                    </w:r>
-                    <w:r>
-                      <w:rPr>
-                        <w:b/>
-                        <w:sz w:val="24"/>
-                      </w:rPr>
-                      <w:t/>
-                    </w:r>
-                    <w:r>
-                      <w:rPr>
-                        <w:sz w:val="24"/>
-                      </w:rPr>
-                      <w:t xml:space="preserve"/>
-                    </w:r>
-                    <w:r>
-                      <w:rPr>
-                        <w:b/>
-                        <w:spacing w:val="-2"/>
-                        <w:sz w:val="24"/>
-                      </w:rPr>
-                      <w:t/>
+                      <w:t>Министерство науки и высшего образования Российской Федерации</w:t>
+                      <w:br/>
+                      <w:t>Федеральное государственное автономное образовательное учреждение</w:t>
+                      <w:br/>
+                      <w:t>высшего образования</w:t>
+                      <w:br/>
+                      <w:t>«Московский государственный технический университет</w:t>
+                      <w:br/>
+                      <w:t>имени Н.Э. Баумана</w:t>
+                      <w:br/>
+                      <w:t>(национальный исследовательский университет)»</w:t>
+                      <w:br/>
+                      <w:t>(МГТУ им. Н.Э. Баумана)</w:t>
+                      <w:br/>
+                      <w:t>ФАКУЛЬТЕТ «Робототехника и комплексная автоматизация»</w:t>
                     </w:r>
                   </w:p>
                   <w:p>
